--- a/public/documentos-templates/mision-la-gavia/anexo-e-pld.docx
+++ b/public/documentos-templates/mision-la-gavia/anexo-e-pld.docx
@@ -96,7 +96,7 @@
           <w:sz w:val="21"/>
           <w:szCs w:val="21"/>
         </w:rPr>
-        <w:t>3 de marzo 2026</w:t>
+        <w:t>{fecha_hoy}</w:t>
       </w:r>
     </w:p>
     <w:p>
@@ -155,7 +155,7 @@
           <w:sz w:val="21"/>
           <w:szCs w:val="21"/>
         </w:rPr>
-        <w:t>ANA GUADALUPE ESCOBAR MIRABENT</w:t>
+        <w:t>{cliente_nombre}</w:t>
       </w:r>
     </w:p>
     <w:p>
@@ -2046,7 +2046,7 @@
           <w:sz w:val="21"/>
           <w:szCs w:val="21"/>
         </w:rPr>
-        <w:t>ANA GUADALUPE ESCOBAR MIRABENT</w:t>
+        <w:t>{cliente_nombre}</w:t>
       </w:r>
     </w:p>
     <w:p>

--- a/public/documentos-templates/mision-la-gavia/anexo-e-pld.docx
+++ b/public/documentos-templates/mision-la-gavia/anexo-e-pld.docx
@@ -97,6 +97,9 @@
           <w:szCs w:val="21"/>
         </w:rPr>
         <w:t>{fecha_hoy}</w:t>
+        <w:t xml:space="preserve"/>
+        <w:t/>
+        <w:t xml:space="preserve"/>
       </w:r>
     </w:p>
     <w:p>
@@ -2042,40 +2045,14 @@
       <w:r>
         <w:rPr>
           <w:rFonts w:asciiTheme="majorHAnsi" w:hAnsiTheme="majorHAnsi"/>
+          <w:b/>
+          <w:bCs/>
           <w:i/>
           <w:sz w:val="21"/>
           <w:szCs w:val="21"/>
         </w:rPr>
         <w:t>{cliente_nombre}</w:t>
       </w:r>
-    </w:p>
-    <w:p>
-      <w:pPr>
-        <w:tabs>
-          <w:tab w:val="left" w:pos="993"/>
-        </w:tabs>
-        <w:ind w:left="708"/>
-        <w:jc w:val="both"/>
-        <w:rPr>
-          <w:rFonts w:asciiTheme="majorHAnsi" w:hAnsiTheme="majorHAnsi"/>
-          <w:sz w:val="21"/>
-          <w:szCs w:val="21"/>
-        </w:rPr>
-      </w:pPr>
-    </w:p>
-    <w:p>
-      <w:pPr>
-        <w:tabs>
-          <w:tab w:val="left" w:pos="993"/>
-        </w:tabs>
-        <w:ind w:left="708"/>
-        <w:jc w:val="both"/>
-        <w:rPr>
-          <w:rFonts w:asciiTheme="majorHAnsi" w:hAnsiTheme="majorHAnsi"/>
-          <w:sz w:val="21"/>
-          <w:szCs w:val="21"/>
-        </w:rPr>
-      </w:pPr>
     </w:p>
     <w:p>
       <w:pPr>
@@ -3599,6 +3576,7 @@
   <w:style w:type="character" w:default="1" w:styleId="Fuentedeprrafopredeter">
     <w:name w:val="Default Paragraph Font"/>
     <w:uiPriority w:val="1"/>
+    <w:semiHidden/>
     <w:unhideWhenUsed/>
   </w:style>
   <w:style w:type="table" w:default="1" w:styleId="Tablanormal">
@@ -3861,7 +3839,6 @@
     <w:sig w:usb0="E00006FF" w:usb1="420024FF" w:usb2="02000000" w:usb3="00000000" w:csb0="0000019F" w:csb1="00000000"/>
   </w:font>
   <w:font w:name="MS Mincho">
-    <w:altName w:val="ＭＳ 明朝"/>
     <w:panose1 w:val="02020609040205080304"/>
     <w:charset w:val="80"/>
     <w:family w:val="modern"/>
@@ -3869,6 +3846,7 @@
     <w:sig w:usb0="E00002FF" w:usb1="6AC7FDFB" w:usb2="08000012" w:usb3="00000000" w:csb0="0002009F" w:csb1="00000000"/>
   </w:font>
   <w:font w:name="Lucida Grande">
+    <w:altName w:val="Segoe UI"/>
     <w:charset w:val="00"/>
     <w:family w:val="swiss"/>
     <w:pitch w:val="variable"/>
@@ -3963,6 +3941,7 @@
     <w:rsid w:val="000F35A2"/>
     <w:rsid w:val="001103A7"/>
     <w:rsid w:val="00117AAF"/>
+    <w:rsid w:val="00220113"/>
     <w:rsid w:val="002515A0"/>
     <w:rsid w:val="002A49B5"/>
     <w:rsid w:val="00320207"/>
@@ -3970,6 +3949,7 @@
     <w:rsid w:val="00365B7E"/>
     <w:rsid w:val="003B4362"/>
     <w:rsid w:val="004475D4"/>
+    <w:rsid w:val="00457B92"/>
     <w:rsid w:val="0048250F"/>
     <w:rsid w:val="00497066"/>
     <w:rsid w:val="00522811"/>
@@ -3983,9 +3963,11 @@
     <w:rsid w:val="00B1089C"/>
     <w:rsid w:val="00C52CC9"/>
     <w:rsid w:val="00C77083"/>
+    <w:rsid w:val="00D03D1E"/>
     <w:rsid w:val="00D30A3C"/>
     <w:rsid w:val="00D9229A"/>
     <w:rsid w:val="00DE4049"/>
+    <w:rsid w:val="00E815C0"/>
     <w:rsid w:val="00E97EA7"/>
     <w:rsid w:val="00EB501B"/>
     <w:rsid w:val="00EE71B7"/>
